--- a/ki/download/studien-archiv.docx
+++ b/ki/download/studien-archiv.docx
@@ -62,7 +62,1075 @@
           <w:color w:val="666666"/>
           <w:sz w:val="18"/>
         </w:rPr>
-        <w:t>Stand: 05.10.2026  |  283 Studien  |  ki.m-vf.de</w:t>
+        <w:t>Stand: 08.10.2026  |  301 Studien  |  ki.m-vf.de</w:t>
+      </w:r>
+    </w:p>
+    <w:p>
+      <w:pPr>
+        <w:pStyle w:val="Heading1"/>
+      </w:pPr>
+      <w:r>
+        <w:t>Aufgenommen am 08.10.2026</w:t>
+      </w:r>
+    </w:p>
+    <w:p>
+      <w:pPr>
+        <w:pStyle w:val="Heading2"/>
+      </w:pPr>
+      <w:r>
+        <w:t>KI-gestützte Prognosevorhersage im Schlaganfall: Echtzeit-Validierung in Klinikroutine</w:t>
+      </w:r>
+    </w:p>
+    <w:p>
+      <w:r>
+        <w:rPr>
+          <w:i/>
+          <w:color w:val="666666"/>
+          <w:sz w:val="18"/>
+        </w:rPr>
+        <w:t>Rubiera M et al.  ·  BMJ Open  ·  07.10.2026  ·  PMID 42843886</w:t>
+      </w:r>
+    </w:p>
+    <w:p>
+      <w:r>
+        <w:t>Prospektive Studie zur Echtzeit-Validierung eines KI-Systems für individualisierte 3-Monats-Outcomes nach Schlaganfall in Schattenmode an 3 europäischen Schlaganfallzentren; Messung der klinischen Machbarkeit, Usability und Vorhersagegüte beim hyperakuten Behandlungsprozess.</w:t>
+      </w:r>
+    </w:p>
+    <w:p>
+      <w:r>
+        <w:rPr>
+          <w:b/>
+        </w:rPr>
+        <w:t xml:space="preserve">Ergebnis: </w:t>
+      </w:r>
+      <w:r>
+        <w:t>Studienprotokoll (Rekrutierung läuft); primäre Ergebnisse zu Machbarkeit, Usability und Vorhersagegüte waren zum Zeitpunkt der Publikation noch ausstehend. Sekundäre Endpunkte: Übereinstimmung zwischen KI-empfohlener und tatsächlicher Therapie sowie Validierung an Subgruppen.</w:t>
+      </w:r>
+    </w:p>
+    <w:p>
+      <w:r>
+        <w:rPr>
+          <w:b/>
+          <w:sz w:val="19"/>
+        </w:rPr>
+        <w:t xml:space="preserve">Übertragbarkeit: </w:t>
+      </w:r>
+      <w:r>
+        <w:rPr>
+          <w:sz w:val="19"/>
+        </w:rPr>
+        <w:t>Drei europäische Zentren (Spanien, Deutschland, Israel), vergleichbare Klinikstrukturen.</w:t>
+      </w:r>
+    </w:p>
+    <w:p>
+      <w:r>
+        <w:rPr>
+          <w:color w:val="5A7D3A"/>
+          <w:sz w:val="18"/>
+        </w:rPr>
+        <w:t>https://pubmed.ncbi.nlm.nih.gov/42843886/</w:t>
+      </w:r>
+    </w:p>
+    <w:p>
+      <w:pPr>
+        <w:pStyle w:val="Heading2"/>
+      </w:pPr>
+      <w:r>
+        <w:t>Telemedizin in österreichischen Gefängnissen: Qualitative Implementierungsstudie</w:t>
+      </w:r>
+    </w:p>
+    <w:p>
+      <w:r>
+        <w:rPr>
+          <w:i/>
+          <w:color w:val="666666"/>
+          <w:sz w:val="18"/>
+        </w:rPr>
+        <w:t>Doppler K et al.  ·  BMJ Open  ·  07.10.2026  ·  PMID 42843879</w:t>
+      </w:r>
+    </w:p>
+    <w:p>
+      <w:r>
+        <w:t>Qualitative Studie mit 48 Interviews (35 Pflegekräfte, 3 Ärzte, 7 Direktoren, 3 Beamte) zur Integration von Telemedizin in Haftkrankenstationen bei Ärztemangel; Erfassung von Nutzung, Herausforderungen und Bedingungen für nachhaltige Skalierung.</w:t>
+      </w:r>
+    </w:p>
+    <w:p>
+      <w:r>
+        <w:rPr>
+          <w:b/>
+        </w:rPr>
+        <w:t xml:space="preserve">Ergebnis: </w:t>
+      </w:r>
+      <w:r>
+        <w:t>Telemedizin bewährte sich für Rezepturionen, Follow-ups, Befundbesprechungen und Verwaltungsaufgaben. Emergente Notfälle und körperliche Untersuchungen waren ungeeignet. Pflegekräfte als zentrale operative Akteure: Arbeitsbelastung stieg (Koordination) oder sank (weniger externe Transfers) je nach Kontext. Erfolg hing ab von technischer Zuverlässigkeit, stabiler Zuordnung der Fernkliniker und deren Kenntnis der Gegebenheiten.</w:t>
+      </w:r>
+    </w:p>
+    <w:p>
+      <w:r>
+        <w:rPr>
+          <w:b/>
+          <w:sz w:val="19"/>
+        </w:rPr>
+        <w:t xml:space="preserve">Übertragbarkeit: </w:t>
+      </w:r>
+      <w:r>
+        <w:rPr>
+          <w:sz w:val="19"/>
+        </w:rPr>
+        <w:t>Österreich, vergleichbares Sozialversicherungssystem, europäische Regulierung.</w:t>
+      </w:r>
+    </w:p>
+    <w:p>
+      <w:r>
+        <w:rPr>
+          <w:color w:val="5A7D3A"/>
+          <w:sz w:val="18"/>
+        </w:rPr>
+        <w:t>https://pubmed.ncbi.nlm.nih.gov/42843879/</w:t>
+      </w:r>
+    </w:p>
+    <w:p>
+      <w:pPr>
+        <w:pStyle w:val="Heading2"/>
+      </w:pPr>
+      <w:r>
+        <w:t>LLM-gestützte Erfassung kognitiver Sorgen in Elektronischen Patientenakten: Echtdatenstudie</w:t>
+      </w:r>
+    </w:p>
+    <w:p>
+      <w:r>
+        <w:rPr>
+          <w:i/>
+          <w:color w:val="666666"/>
+          <w:sz w:val="18"/>
+        </w:rPr>
+        <w:t>Wang L et al.  ·  JMIR Aging  ·  07.10.2026  ·  PMID 42842937</w:t>
+      </w:r>
+    </w:p>
+    <w:p>
+      <w:r>
+        <w:t>EHR-Observationsstudie bei 15.750 älteren Patienten (≥65 Jahre) mit normalen kognitiven Tests; LLM-gestützte NLP-Verarbeitung von Freitext-Notizen zur Identifikation dokumentierter kognitiver Sorgen und Analyse von Erfassungsdeterminanten.</w:t>
+      </w:r>
+    </w:p>
+    <w:p>
+      <w:r>
+        <w:rPr>
+          <w:b/>
+        </w:rPr>
+        <w:t xml:space="preserve">Ergebnis: </w:t>
+      </w:r>
+      <w:r>
+        <w:t>Von 15.750 Patienten hatten 13,8% (n=2.175) dokumentierte kognitive Sorgen im Vorjahr in 1,2% der Notizen. Zweistufiges LLM-Pipeline (Med42-v2-8B + GPT-4o): Sensitivität 0,957, PPV 0,935, Spezifität 0,985, F1-Score 0,945. Stärkste Korrelate: Parkinson (aOR 5,29), TBI (aOR 4,63), Schlaganfall (aOR 3,46), Depression (aOR 1,54). Dokumentation seltener in benachteiligten Stadtvierteln (höherer Area Deprivation Index).</w:t>
+      </w:r>
+    </w:p>
+    <w:p>
+      <w:r>
+        <w:rPr>
+          <w:b/>
+          <w:sz w:val="19"/>
+        </w:rPr>
+        <w:t xml:space="preserve">Übertragbarkeit: </w:t>
+      </w:r>
+      <w:r>
+        <w:rPr>
+          <w:sz w:val="19"/>
+        </w:rPr>
+        <w:t>USA-Daten, aber NLP-Methodik und Equity-Befunde sind übertragbar; Anwendung auf deutsche EHR-Systeme möglich.</w:t>
+      </w:r>
+    </w:p>
+    <w:p>
+      <w:r>
+        <w:rPr>
+          <w:color w:val="5A7D3A"/>
+          <w:sz w:val="18"/>
+        </w:rPr>
+        <w:t>https://pubmed.ncbi.nlm.nih.gov/42842937/</w:t>
+      </w:r>
+    </w:p>
+    <w:p>
+      <w:pPr>
+        <w:pStyle w:val="Heading2"/>
+      </w:pPr>
+      <w:r>
+        <w:t>WeChat-Messaging für Medikamentenadhärenz nach Herzkatheter: Quasi-experimentelle Studie</w:t>
+      </w:r>
+    </w:p>
+    <w:p>
+      <w:r>
+        <w:rPr>
+          <w:i/>
+          <w:color w:val="666666"/>
+          <w:sz w:val="18"/>
+        </w:rPr>
+        <w:t>Fang Y et al.  ·  J Med Internet Res  ·  07.10.2026  ·  PMID 42842839</w:t>
+      </w:r>
+    </w:p>
+    <w:p>
+      <w:r>
+        <w:t>Quasi-experimentelle Studie mit 92 Patienten nach perkutaner Koronarintervention (PCI) in China; 12-Wochen-Intervention mit Behavior-Change-Wheel-gerahmten WeChat-Remindern und theoriegestützten Botschaften zu Fähigkeit, Gelegenheit und Motivation.</w:t>
+      </w:r>
+    </w:p>
+    <w:p>
+      <w:r>
+        <w:rPr>
+          <w:b/>
+        </w:rPr>
+        <w:t xml:space="preserve">Ergebnis: </w:t>
+      </w:r>
+      <w:r>
+        <w:t>Medikamentenadhärenz (MMAS-8): Intervention 7,40 vs. Kontrolle 6,22 (adjusted MD 1,18, 95% CI 0,96–1,40; p&lt;0,001). Sekundäre Outcomes: BMQ-Notwendigkeit (MD 1,62), BMQ-Sorgen (MD -3,25), Selbstwirksamkeit (MD 4,04), SAQ-Gesamtscore (MD 6,13; alle p&lt;0,001). Treatmentsatisfaction: kein signifikanter Unterschied. Per-Protocol und Differenzen-in-Differenzen-Analysen bestätigen Robustheit.</w:t>
+      </w:r>
+    </w:p>
+    <w:p>
+      <w:r>
+        <w:rPr>
+          <w:b/>
+          <w:sz w:val="19"/>
+        </w:rPr>
+        <w:t xml:space="preserve">Übertragbarkeit: </w:t>
+      </w:r>
+      <w:r>
+        <w:rPr>
+          <w:sz w:val="19"/>
+        </w:rPr>
+        <w:t>China, digital fortgeschrittenes Setting; Botschaftsrahmen und Behavior-Change-Ansatz sind auf Deutschland übertragbar.</w:t>
+      </w:r>
+    </w:p>
+    <w:p>
+      <w:r>
+        <w:rPr>
+          <w:color w:val="5A7D3A"/>
+          <w:sz w:val="18"/>
+        </w:rPr>
+        <w:t>https://pubmed.ncbi.nlm.nih.gov/42842839/</w:t>
+      </w:r>
+    </w:p>
+    <w:p>
+      <w:pPr>
+        <w:pStyle w:val="Heading2"/>
+      </w:pPr>
+      <w:r>
+        <w:t>Digitale Gesundheitsinterventionen in der Onkologie: RE-AIM-Analyse der externen Validität</w:t>
+      </w:r>
+    </w:p>
+    <w:p>
+      <w:r>
+        <w:rPr>
+          <w:i/>
+          <w:color w:val="666666"/>
+          <w:sz w:val="18"/>
+        </w:rPr>
+        <w:t>Heifez M et al.  ·  Appl Psychol Health Well Being  ·  Okt. 2026  ·  PMID 42841441</w:t>
+      </w:r>
+    </w:p>
+    <w:p>
+      <w:r>
+        <w:t>Systematische Übersicht über 191 RCTs und nicht-randomisierte Studien mit 29.907 Patienten und Betreuungspersonen zu digitalen Interventionen für psychologische und kognitive Aspekte bei Krebs; Bewertung mit RE-AIM-Framework zur Reichweite, Adoption und Verankerung im Alltag.</w:t>
+      </w:r>
+    </w:p>
+    <w:p>
+      <w:r>
+        <w:rPr>
+          <w:b/>
+        </w:rPr>
+        <w:t xml:space="preserve">Ergebnis: </w:t>
+      </w:r>
+      <w:r>
+        <w:t>Reach, Effectiveness und Implementation wurden häufig berichtet, Adoption und Maintenance unterrepräsentiert. Trotz Berichte zu Effectiveness und Reach: begrenzte Evidenz zur externen Validität schränkt Skalierbarkeit ein. Schlüsselbefund: Fehlende Daten zu realer Übertragbarkeit und Nachhaltigkeit in Routineversorging.</w:t>
+      </w:r>
+    </w:p>
+    <w:p>
+      <w:r>
+        <w:rPr>
+          <w:b/>
+          <w:sz w:val="19"/>
+        </w:rPr>
+        <w:t xml:space="preserve">Übertragbarkeit: </w:t>
+      </w:r>
+      <w:r>
+        <w:rPr>
+          <w:sz w:val="19"/>
+        </w:rPr>
+        <w:t>Internationale Evidenz mit EU-Perspektive; Transfer auf Deutschland erfordert Stärkung der Implementierungsforschung.</w:t>
+      </w:r>
+    </w:p>
+    <w:p>
+      <w:r>
+        <w:rPr>
+          <w:color w:val="5A7D3A"/>
+          <w:sz w:val="18"/>
+        </w:rPr>
+        <w:t>https://pubmed.ncbi.nlm.nih.gov/42841441/</w:t>
+      </w:r>
+    </w:p>
+    <w:p>
+      <w:pPr>
+        <w:pStyle w:val="Heading1"/>
+      </w:pPr>
+      <w:r>
+        <w:t>Aufgenommen am 07.10.2026</w:t>
+      </w:r>
+    </w:p>
+    <w:p>
+      <w:pPr>
+        <w:pStyle w:val="Heading2"/>
+      </w:pPr>
+      <w:r>
+        <w:t>Digitale Fragmentierung in NHS: Folgen für Antimikrobien-Stewardship</w:t>
+      </w:r>
+    </w:p>
+    <w:p>
+      <w:r>
+        <w:rPr>
+          <w:i/>
+          <w:color w:val="666666"/>
+          <w:sz w:val="18"/>
+        </w:rPr>
+        <w:t>Schneider V et al.  ·  J Med Internet Res  ·  06.10.2026  ·  PMID 42837652</w:t>
+      </w:r>
+    </w:p>
+    <w:p>
+      <w:r>
+        <w:t>Rapid Review untersuchte, wie die Zersplitterung von Patientendaten über multiple elektronische Systeme im britischen NHS die Antiinfektiva-Verschreibung und das Stewardship beeinträchtigt.</w:t>
+      </w:r>
+    </w:p>
+    <w:p>
+      <w:r>
+        <w:rPr>
+          <w:b/>
+        </w:rPr>
+        <w:t xml:space="preserve">Ergebnis: </w:t>
+      </w:r>
+      <w:r>
+        <w:t>14 Studien eingeschlossen. 10 Studien dokumentierten Fragmentierung in UK; sie behindert Workflow, Entscheidungsfindung und führt zu doppelten Untersuchungen. Spezifische Evidenz für Antimikrobien-Stewardship war knapp (4 Studien): Schlechte Interoperabilität untergräbt Stewardship-Aktivitäten. Nur 1 Studie berichtete digitales Tool zur Behebung der Fragmentierung.</w:t>
+      </w:r>
+    </w:p>
+    <w:p>
+      <w:r>
+        <w:rPr>
+          <w:b/>
+          <w:sz w:val="19"/>
+        </w:rPr>
+        <w:t xml:space="preserve">Übertragbarkeit: </w:t>
+      </w:r>
+      <w:r>
+        <w:rPr>
+          <w:sz w:val="19"/>
+        </w:rPr>
+        <w:t>Großbritannien, NHS-Daten; strukturelle Befunde zur Interoperabilität auf deutsches Klinikumfeld übertragbar.</w:t>
+      </w:r>
+    </w:p>
+    <w:p>
+      <w:r>
+        <w:rPr>
+          <w:color w:val="5A7D3A"/>
+          <w:sz w:val="18"/>
+        </w:rPr>
+        <w:t>https://pubmed.ncbi.nlm.nih.gov/42837652/</w:t>
+      </w:r>
+    </w:p>
+    <w:p>
+      <w:pPr>
+        <w:pStyle w:val="Heading2"/>
+      </w:pPr>
+      <w:r>
+        <w:t>Chatbots für psychische Gesundheit: Screening und Erfassung – systematische Übersicht</w:t>
+      </w:r>
+    </w:p>
+    <w:p>
+      <w:r>
+        <w:rPr>
+          <w:i/>
+          <w:color w:val="666666"/>
+          <w:sz w:val="18"/>
+        </w:rPr>
+        <w:t>Morales Gil I et al.  ·  JMIR Ment Health  ·  06.10.2026  ·  PMID 42837528</w:t>
+      </w:r>
+    </w:p>
+    <w:p>
+      <w:r>
+        <w:t>Systematische Übersicht (18 Studien 2021–2025, n=20–3.902) zur Wirksamkeit, Genauigkeit und Akzeptabilität von Chatbots und KI-Agenten in der psychischen Gesundheit.</w:t>
+      </w:r>
+    </w:p>
+    <w:p>
+      <w:r>
+        <w:rPr>
+          <w:b/>
+        </w:rPr>
+        <w:t xml:space="preserve">Ergebnis: </w:t>
+      </w:r>
+      <w:r>
+        <w:t>Regelbasierte Chatbots: Zuverlässigkeit (Cronbach α &gt;0,85), gute Akzeptabilität (AIM &gt;19/25). Generative Modelle (LLM): Sensitivität 0,84–0,93, Spezifität 0,80–0,96 für Depression/Angststörung; Korrelation bis r=0,96 mit Fachleuten bei Suizidrisiko. Hybrid-Ansätze: F1-Score 92,1%, Spezifität 99,6% für kognitive Beeinträchtigung. Nutzer-Zufriedenheit ≥70%, Barrieren in älteren Populationen. Mittleres Bias-Risiko in Methodologie.</w:t>
+      </w:r>
+    </w:p>
+    <w:p>
+      <w:r>
+        <w:rPr>
+          <w:b/>
+          <w:sz w:val="19"/>
+        </w:rPr>
+        <w:t xml:space="preserve">Übertragbarkeit: </w:t>
+      </w:r>
+      <w:r>
+        <w:rPr>
+          <w:sz w:val="19"/>
+        </w:rPr>
+        <w:t>Internationale Studien, methodisch auf deutsches Gesundheitswesen übertragbar; sichere Implementierung erfordert klinische Protokolle, ärztliche Supervision und Bias-Mitigation.</w:t>
+      </w:r>
+    </w:p>
+    <w:p>
+      <w:r>
+        <w:rPr>
+          <w:color w:val="5A7D3A"/>
+          <w:sz w:val="18"/>
+        </w:rPr>
+        <w:t>https://pubmed.ncbi.nlm.nih.gov/42837528/</w:t>
+      </w:r>
+    </w:p>
+    <w:p>
+      <w:pPr>
+        <w:pStyle w:val="Heading2"/>
+      </w:pPr>
+      <w:r>
+        <w:t>Sozialroboter zur Risikoerfassung bei Kardiometabolischen Erkrankungen: Nutzererfahrung</w:t>
+      </w:r>
+    </w:p>
+    <w:p>
+      <w:r>
+        <w:rPr>
+          <w:i/>
+          <w:color w:val="666666"/>
+          <w:sz w:val="18"/>
+        </w:rPr>
+        <w:t>Bruchhof SD et al.  ·  J Med Internet Res  ·  06.10.2026  ·  PMID 42837519</w:t>
+      </w:r>
+    </w:p>
+    <w:p>
+      <w:r>
+        <w:t>Qualitative Studie: 13 semistrukturierte Interviews mit Nutzern eines Screening-Roboters (Furhat) in sozial benachteiligten Gemeinden in Uppsala.</w:t>
+      </w:r>
+    </w:p>
+    <w:p>
+      <w:r>
+        <w:rPr>
+          <w:b/>
+        </w:rPr>
+        <w:t xml:space="preserve">Ergebnis: </w:t>
+      </w:r>
+      <w:r>
+        <w:t>Kernthemen: (1) Nutzer nehmen an, ältere Menschen, Migranten und Frauen seien weniger interessiert am Roboter-Screening; (2) obwohl Nutzer die Interaktion nichtbewertend fanden und sie anderen empfehlen würden, zogen die meisten ein Screening mit Mensch vor. Hauptgründe: Sprachbarrieren und Wunsch nach mehr emotionaler Responsivität des Roboters.</w:t>
+      </w:r>
+    </w:p>
+    <w:p>
+      <w:r>
+        <w:rPr>
+          <w:b/>
+          <w:sz w:val="19"/>
+        </w:rPr>
+        <w:t xml:space="preserve">Übertragbarkeit: </w:t>
+      </w:r>
+      <w:r>
+        <w:rPr>
+          <w:sz w:val="19"/>
+        </w:rPr>
+        <w:t>Schweden, Digitalisierungsstand höher als Deutschland; Usability-Befunde zum Human-AI-Interaction auf deutsche Kontexte übertragbar.</w:t>
+      </w:r>
+    </w:p>
+    <w:p>
+      <w:r>
+        <w:rPr>
+          <w:color w:val="5A7D3A"/>
+          <w:sz w:val="18"/>
+        </w:rPr>
+        <w:t>https://pubmed.ncbi.nlm.nih.gov/42837519/</w:t>
+      </w:r>
+    </w:p>
+    <w:p>
+      <w:pPr>
+        <w:pStyle w:val="Heading2"/>
+      </w:pPr>
+      <w:r>
+        <w:t>Ambient Voice Technology in NHS: Phase-2-Evaluationsprotokoll</w:t>
+      </w:r>
+    </w:p>
+    <w:p>
+      <w:r>
+        <w:rPr>
+          <w:i/>
+          <w:color w:val="666666"/>
+          <w:sz w:val="18"/>
+        </w:rPr>
+        <w:t>Morris S et al.  ·  JMIR Res Protoc  ·  05.10.2026  ·  PMID 42832701</w:t>
+      </w:r>
+    </w:p>
+    <w:p>
+      <w:r>
+        <w:t>Protokoll für multisite mixed-methods Evaluation von KI-gestützter Sprachumwandlung klinischer Konsultationen in 4 NHS-Trusts (Psychiatrie, akute Ambulanzen, Notfall).</w:t>
+      </w:r>
+    </w:p>
+    <w:p>
+      <w:r>
+        <w:rPr>
+          <w:b/>
+        </w:rPr>
+        <w:t xml:space="preserve">Ergebnis: </w:t>
+      </w:r>
+      <w:r>
+        <w:t>Studiendesign: (1) quasiexperimentelle Analyse von Routine-NHS-Daten zu Dokumentationszeit, klinischer Aktivität und Service-Outcomes; (2) Kosten-Konsequenz- und Kostennutzen-Analyse; (3) bis zu 36 Interviews mit Personal. Datenerhebung August 2026 bis Januar 2027; Publikation Februar 2027 geplant.</w:t>
+      </w:r>
+    </w:p>
+    <w:p>
+      <w:r>
+        <w:rPr>
+          <w:b/>
+          <w:sz w:val="19"/>
+        </w:rPr>
+        <w:t xml:space="preserve">Übertragbarkeit: </w:t>
+      </w:r>
+      <w:r>
+        <w:rPr>
+          <w:sz w:val="19"/>
+        </w:rPr>
+        <w:t>Großbritannien, NHS-Struktur; Evaluationsmethodik und Outcomes (Dokumentationszeit, Kostenfolgen) auf deutsche Kliniken übertragbar.</w:t>
+      </w:r>
+    </w:p>
+    <w:p>
+      <w:r>
+        <w:rPr>
+          <w:color w:val="5A7D3A"/>
+          <w:sz w:val="18"/>
+        </w:rPr>
+        <w:t>https://pubmed.ncbi.nlm.nih.gov/42832701/</w:t>
+      </w:r>
+    </w:p>
+    <w:p>
+      <w:pPr>
+        <w:pStyle w:val="Heading2"/>
+      </w:pPr>
+      <w:r>
+        <w:t>KI-Haftung und Behandlungsstandard in psychiatrischer Praxis: europäischer Überblick</w:t>
+      </w:r>
+    </w:p>
+    <w:p>
+      <w:r>
+        <w:rPr>
+          <w:i/>
+          <w:color w:val="666666"/>
+          <w:sz w:val="18"/>
+        </w:rPr>
+        <w:t>Madeira L et al.  ·  J Med Internet Res  ·  05.10.2026  ·  PMID 42832687</w:t>
+      </w:r>
+    </w:p>
+    <w:p>
+      <w:r>
+        <w:t>Rechts- und bioethische Analyse zur Verteilung von Verantwortung und Haftung, wenn KI in psychiatrische Diagnostik, Risikoprognose und Dokumentation eingebunden ist.</w:t>
+      </w:r>
+    </w:p>
+    <w:p>
+      <w:r>
+        <w:rPr>
+          <w:b/>
+        </w:rPr>
+        <w:t xml:space="preserve">Ergebnis: </w:t>
+      </w:r>
+      <w:r>
+        <w:t>Kernthese: Psychiatrische KI erfordert 'justified integration' mit gestaffelter Verantwortung: Kliniker für kontextuelle, patientenzentrierte Urteile; Entwickler für Design und Validierung; Organisationen für Beschaffung und lokale Integration. Vier Falldomänen analysiert (Chatbots, Suizidprognose, Passive Monitoring, LLM-Dokumentation). Bestehende EU-Instrumente (AI Act, MDR, GDPR) setzen Governance-Pflichten, definieren aber kein harmonisiertes Haftungsregime.</w:t>
+      </w:r>
+    </w:p>
+    <w:p>
+      <w:r>
+        <w:rPr>
+          <w:b/>
+          <w:sz w:val="19"/>
+        </w:rPr>
+        <w:t xml:space="preserve">Übertragbarkeit: </w:t>
+      </w:r>
+      <w:r>
+        <w:rPr>
+          <w:sz w:val="19"/>
+        </w:rPr>
+        <w:t>Europäische Perspektive (Portugal, Deutschland, Polen, Italien); direkt auf deutsches Recht und Psychiatrie anwendbar.</w:t>
+      </w:r>
+    </w:p>
+    <w:p>
+      <w:r>
+        <w:rPr>
+          <w:color w:val="5A7D3A"/>
+          <w:sz w:val="18"/>
+        </w:rPr>
+        <w:t>https://pubmed.ncbi.nlm.nih.gov/42832687/</w:t>
+      </w:r>
+    </w:p>
+    <w:p>
+      <w:pPr>
+        <w:pStyle w:val="Heading2"/>
+      </w:pPr>
+      <w:r>
+        <w:t>KI-Funktionen in EUDAMED: Mangelnde öffentliche Nachverfolgbarkeit</w:t>
+      </w:r>
+    </w:p>
+    <w:p>
+      <w:r>
+        <w:rPr>
+          <w:i/>
+          <w:color w:val="666666"/>
+          <w:sz w:val="18"/>
+        </w:rPr>
+        <w:t>Marconi L et al.  ·  Int J Med Inform  ·  26.09.2026  ·  PMID 42800404</w:t>
+      </w:r>
+    </w:p>
+    <w:p>
+      <w:r>
+        <w:t>Cross-sectional Studie zur Prüfung, wie vollständig und transparent KI-gestützte Medizinprodukte in der europäischen Datenbank EUDAMED dokumentiert sind.</w:t>
+      </w:r>
+    </w:p>
+    <w:p>
+      <w:r>
+        <w:rPr>
+          <w:b/>
+        </w:rPr>
+        <w:t xml:space="preserve">Ergebnis: </w:t>
+      </w:r>
+      <w:r>
+        <w:t>Von 1.546 Geräte-Datensätzen erfüllten 386 (25,0%) das Kriterium 'KI-gestützt'. Nur 28 (1,81% aller Geräte; 7,3% der KI-Geräte) enthielten KI-Evidenz direkt in EUDAMED; 358 (92,7%) erforderten externe Quellen. Kodierer-Übereinstimmung: 98,12% (Cohen κ=0,318). Class IIa dominant (65,8%), Diagnose/Dateninterpretation 60,6%.</w:t>
+      </w:r>
+    </w:p>
+    <w:p>
+      <w:r>
+        <w:rPr>
+          <w:b/>
+          <w:sz w:val="19"/>
+        </w:rPr>
+        <w:t xml:space="preserve">Übertragbarkeit: </w:t>
+      </w:r>
+      <w:r>
+        <w:rPr>
+          <w:sz w:val="19"/>
+        </w:rPr>
+        <w:t>EU-Regulierung, direkt auf deutsches Zulassungssystem (MDR, DiGAV) anwendbar.</w:t>
+      </w:r>
+    </w:p>
+    <w:p>
+      <w:r>
+        <w:rPr>
+          <w:color w:val="5A7D3A"/>
+          <w:sz w:val="18"/>
+        </w:rPr>
+        <w:t>https://pubmed.ncbi.nlm.nih.gov/42800404/</w:t>
+      </w:r>
+    </w:p>
+    <w:p>
+      <w:pPr>
+        <w:pStyle w:val="Heading1"/>
+      </w:pPr>
+      <w:r>
+        <w:t>Aufgenommen am 06.10.2026</w:t>
+      </w:r>
+    </w:p>
+    <w:p>
+      <w:pPr>
+        <w:pStyle w:val="Heading2"/>
+      </w:pPr>
+      <w:r>
+        <w:t>ML-gestützte Diagnose bipolarer Störung: externe Validierung eines RNA-Editing-Tests</w:t>
+      </w:r>
+    </w:p>
+    <w:p>
+      <w:r>
+        <w:rPr>
+          <w:i/>
+          <w:color w:val="666666"/>
+          <w:sz w:val="18"/>
+        </w:rPr>
+        <w:t>Weissmann D et al.  ·  BMJ Ment Health  ·  05.10.2026  ·  PMID 42833865</w:t>
+      </w:r>
+    </w:p>
+    <w:p>
+      <w:r>
+        <w:t>Prospektive externe Validierung eines Machine-Learning-Tests zur Differenzierung bipolarer Störung von Depression anhand von RNA-Editing-Biomarkern in vier europäischen Zentren.</w:t>
+      </w:r>
+    </w:p>
+    <w:p>
+      <w:r>
+        <w:rPr>
+          <w:b/>
+        </w:rPr>
+        <w:t xml:space="preserve">Ergebnis: </w:t>
+      </w:r>
+      <w:r>
+        <w:t>Bei 393 Patienten mit depressiven Episoden: AUC 0,873 (95%-KI 0,837–0,909), Sensitivität 82,6%, Spezifität 80,3%. Die Leistung war konsistent über alle Standorte und Patientengruppen. RNA-Editing-Biomarker waren die wichtigsten Modellvariablen.</w:t>
+      </w:r>
+    </w:p>
+    <w:p>
+      <w:r>
+        <w:rPr>
+          <w:b/>
+          <w:sz w:val="19"/>
+        </w:rPr>
+        <w:t xml:space="preserve">Übertragbarkeit: </w:t>
+      </w:r>
+      <w:r>
+        <w:rPr>
+          <w:sz w:val="19"/>
+        </w:rPr>
+        <w:t>Europäische Multizenterstudie, vergleichbare psychiatrische Versorgungssysteme, Anwendbarkeit auf deutsches Setting gegeben.</w:t>
+      </w:r>
+    </w:p>
+    <w:p>
+      <w:r>
+        <w:rPr>
+          <w:color w:val="5A7D3A"/>
+          <w:sz w:val="18"/>
+        </w:rPr>
+        <w:t>https://pubmed.ncbi.nlm.nih.gov/42833865/</w:t>
+      </w:r>
+    </w:p>
+    <w:p>
+      <w:pPr>
+        <w:pStyle w:val="Heading2"/>
+      </w:pPr>
+      <w:r>
+        <w:t>KI und Screening bei Aortenklappenkrankheit: Überblick zur klinischen Integration</w:t>
+      </w:r>
+    </w:p>
+    <w:p>
+      <w:r>
+        <w:rPr>
+          <w:i/>
+          <w:color w:val="666666"/>
+          <w:sz w:val="18"/>
+        </w:rPr>
+        <w:t>Horn I et al.  ·  Dtsch Med Wochenschr  ·  05.10.2026  ·  PMID 42833204</w:t>
+      </w:r>
+    </w:p>
+    <w:p>
+      <w:r>
+        <w:t>Überblicksbeitrag zu neuen ESC/EACTS 2025-Leitlinien für Aortenklappenstenose und Rolle von KI-Tools (digitales Stethoskop, EKG-basiertes Screening) bei Früherkennung; keine empirische Datenbasis.</w:t>
+      </w:r>
+    </w:p>
+    <w:p>
+      <w:r>
+        <w:rPr>
+          <w:b/>
+        </w:rPr>
+        <w:t xml:space="preserve">Ergebnis: </w:t>
+      </w:r>
+      <w:r>
+        <w:t>Paradigmenwechsel: Frühe Intervention für symptomatische Patienten empfohlen. KI-Tools wie digitales Stethoskop und EKG-basiertes Screening unterstützen Screening-Prozesse. Altersgrenze für TAVI auf 70 Jahre gesenkt (Klasse-I-Empfehlung für trikuspide Klappen mit geeigneter Anatomie). Bedeutung des interdisziplinären Heart Teams unterstrichen.</w:t>
+      </w:r>
+    </w:p>
+    <w:p>
+      <w:r>
+        <w:rPr>
+          <w:b/>
+          <w:sz w:val="19"/>
+        </w:rPr>
+        <w:t xml:space="preserve">Übertragbarkeit: </w:t>
+      </w:r>
+      <w:r>
+        <w:rPr>
+          <w:sz w:val="19"/>
+        </w:rPr>
+        <w:t>Deutschsprachige Quelle, direkte Anwendung auf deutsches Versorgungssystem, Leitlinien-orientiert.</w:t>
+      </w:r>
+    </w:p>
+    <w:p>
+      <w:r>
+        <w:rPr>
+          <w:color w:val="5A7D3A"/>
+          <w:sz w:val="18"/>
+        </w:rPr>
+        <w:t>https://pubmed.ncbi.nlm.nih.gov/42833204/</w:t>
+      </w:r>
+    </w:p>
+    <w:p>
+      <w:pPr>
+        <w:pStyle w:val="Heading2"/>
+      </w:pPr>
+      <w:r>
+        <w:t>Partizipative Gestaltung von KI-gestützten Clinical-Decision-Support-Systemen: Scoping Review</w:t>
+      </w:r>
+    </w:p>
+    <w:p>
+      <w:r>
+        <w:rPr>
+          <w:i/>
+          <w:color w:val="666666"/>
+          <w:sz w:val="18"/>
+        </w:rPr>
+        <w:t>Rambach T et al.  ·  JMIR Med Inform  ·  05.10.2026  ·  PMID 42832741</w:t>
+      </w:r>
+    </w:p>
+    <w:p>
+      <w:r>
+        <w:t>Systematische Übersicht, wie Partizipation und Nutzerzentrierung in Entwicklung, Pilotierung und Implementierung von KI-CDSS eingesetzt werden; Analyse von 37 Studien zu Einbindung klinischer Fachkräfte.</w:t>
+      </w:r>
+    </w:p>
+    <w:p>
+      <w:r>
+        <w:rPr>
+          <w:b/>
+        </w:rPr>
+        <w:t xml:space="preserve">Ergebnis: </w:t>
+      </w:r>
+      <w:r>
+        <w:t>Partizipation war häufiger iterativ oder nutzergesteuert als echtes Co-Design. Ärzte waren fast immer beteiligt, Pflegefachpersonen und andere Berufsgruppen selten. Partizipation unterstützte hauptsächlich Anforderungsanalyse und Workflow-Anpassung. Barrieren: Zeitdruck, begrenzte Kontinuität, Skepsis gegenüber KI. Ethische, rechtliche und soziale Aspekte wurden meist implizit adressiert.</w:t>
+      </w:r>
+    </w:p>
+    <w:p>
+      <w:r>
+        <w:rPr>
+          <w:b/>
+          <w:sz w:val="19"/>
+        </w:rPr>
+        <w:t xml:space="preserve">Übertragbarkeit: </w:t>
+      </w:r>
+      <w:r>
+        <w:rPr>
+          <w:sz w:val="19"/>
+        </w:rPr>
+        <w:t>Deutsche und englischsprachige Literatur, Implementierungsforschung mit klarem Bezug zu europäischen Gesundheitssystemen.</w:t>
+      </w:r>
+    </w:p>
+    <w:p>
+      <w:r>
+        <w:rPr>
+          <w:color w:val="5A7D3A"/>
+          <w:sz w:val="18"/>
+        </w:rPr>
+        <w:t>https://pubmed.ncbi.nlm.nih.gov/42832741/</w:t>
+      </w:r>
+    </w:p>
+    <w:p>
+      <w:pPr>
+        <w:pStyle w:val="Heading2"/>
+      </w:pPr>
+      <w:r>
+        <w:t>Digitale Therapeutik plus Pharmakotherapie in Panikstörung: randomisierte Multizenter-Studie</w:t>
+      </w:r>
+    </w:p>
+    <w:p>
+      <w:r>
+        <w:rPr>
+          <w:i/>
+          <w:color w:val="666666"/>
+          <w:sz w:val="18"/>
+        </w:rPr>
+        <w:t>Ko Y et al.  ·  J Med Internet Res  ·  05.10.2026  ·  PMID 42832728</w:t>
+      </w:r>
+    </w:p>
+    <w:p>
+      <w:r>
+        <w:t>8-wöchige randomisierte Studie zur Wirksamkeit einer verschreibungspflichtigen mobilen Digital-Therapeutik (CBT-Module, Symptommanagement, Lifestyle-Tracking) zusätzlich zur Standardpharmakotherapie bei akuten Panikstörungen.</w:t>
+      </w:r>
+    </w:p>
+    <w:p>
+      <w:r>
+        <w:rPr>
+          <w:b/>
+        </w:rPr>
+        <w:t xml:space="preserve">Ergebnis: </w:t>
+      </w:r>
+      <w:r>
+        <w:t>66 Patienten randomisiert; Analysestichprobe 61 (32 DTx+Pharma, 29 Pharma allein). DTx-Gruppe: PDSS-SR-Reduktion 40,29% vs. 17,61% (p=0,007), bereits in Woche 2 sichtbar (26,66% vs. 11,05%, p=0,02). Responderquote (≥40% Reduktion) 53,12% vs. 17,24% (p=0,007). Adhärenzrate 78,12%. Dauerhafte Verbesserungen bei generalisierter Angst und katastrophalen Kognitionen.</w:t>
+      </w:r>
+    </w:p>
+    <w:p>
+      <w:r>
+        <w:rPr>
+          <w:b/>
+          <w:sz w:val="19"/>
+        </w:rPr>
+        <w:t xml:space="preserve">Übertragbarkeit: </w:t>
+      </w:r>
+      <w:r>
+        <w:rPr>
+          <w:sz w:val="19"/>
+        </w:rPr>
+        <w:t>Südkoreanische Multizenter-RCT, vergleichbare Psychiatrie-Versorgung, Digitalisierungsgrad ähnlich Deutschland.</w:t>
+      </w:r>
+    </w:p>
+    <w:p>
+      <w:r>
+        <w:rPr>
+          <w:color w:val="5A7D3A"/>
+          <w:sz w:val="18"/>
+        </w:rPr>
+        <w:t>https://pubmed.ncbi.nlm.nih.gov/42832728/</w:t>
+      </w:r>
+    </w:p>
+    <w:p>
+      <w:pPr>
+        <w:pStyle w:val="Heading2"/>
+      </w:pPr>
+      <w:r>
+        <w:t>Telemedizin in der Notfallversorgung: qualitative Clinician-Studie</w:t>
+      </w:r>
+    </w:p>
+    <w:p>
+      <w:r>
+        <w:rPr>
+          <w:i/>
+          <w:color w:val="666666"/>
+          <w:sz w:val="18"/>
+        </w:rPr>
+        <w:t>Faiz J et al.  ·  J Med Internet Res  ·  05.10.2026  ·  PMID 42832689</w:t>
+      </w:r>
+    </w:p>
+    <w:p>
+      <w:r>
+        <w:t>Qualitative Studie zu Erfahrungen von 15 Notfallmedizinern mit Telemedizin-Notfallversorgung (Telefon/Video) in VA-System; Fokus auf klinische Entscheidungsfindung, Beziehungsaufbau und berufliche Zufriedenheit.</w:t>
+      </w:r>
+    </w:p>
+    <w:p>
+      <w:r>
+        <w:rPr>
+          <w:b/>
+        </w:rPr>
+        <w:t xml:space="preserve">Ergebnis: </w:t>
+      </w:r>
+      <w:r>
+        <w:t>Teilnehmer berichteten Chancen: Vermeidung unnötiger ED-Vorstellungen, fokussierte Patienteninteraktionen, verbesserte Jobzufriedenheit durch flexible virtuelle Schichten. Herausforderungen: Lücken in Primärversorgung, Care-Koordination. Vier Hauptthemen identifiziert zur virtuellen Entscheidungsfindung, Anbieter-Patienten-Beziehung, Wohlbefinden und operative Hürden.</w:t>
+      </w:r>
+    </w:p>
+    <w:p>
+      <w:r>
+        <w:rPr>
+          <w:b/>
+          <w:sz w:val="19"/>
+        </w:rPr>
+        <w:t xml:space="preserve">Übertragbarkeit: </w:t>
+      </w:r>
+      <w:r>
+        <w:rPr>
+          <w:sz w:val="19"/>
+        </w:rPr>
+        <w:t>USA-Qualitätsstudie ohne Strukturübertragbarkeit; klinische Erkenntnisse zur Telemedizin-Akzeptanz jedoch relevant.</w:t>
+      </w:r>
+    </w:p>
+    <w:p>
+      <w:r>
+        <w:rPr>
+          <w:color w:val="5A7D3A"/>
+          <w:sz w:val="18"/>
+        </w:rPr>
+        <w:t>https://pubmed.ncbi.nlm.nih.gov/42832689/</w:t>
+      </w:r>
+    </w:p>
+    <w:p>
+      <w:pPr>
+        <w:pStyle w:val="Heading2"/>
+      </w:pPr>
+      <w:r>
+        <w:t>Radiomics-Modelle für Lungenkrebsfrüherkennung: Multizenterstudie mit Mixed-Effects-Ansatz</w:t>
+      </w:r>
+    </w:p>
+    <w:p>
+      <w:r>
+        <w:rPr>
+          <w:i/>
+          <w:color w:val="666666"/>
+          <w:sz w:val="18"/>
+        </w:rPr>
+        <w:t>Hunter B et al.  ·  Eur Radiol Exp  ·  05.10.2026  ·  PMID 42831983</w:t>
+      </w:r>
+    </w:p>
+    <w:p>
+      <w:r>
+        <w:t>Retrospektive Studie an 1.026 Patienten (2.071 CT-Scans) aus sieben UK-Kliniken zur Entwicklung und Validierung von Radiomics-Modellen für Vorhersage der Malignität indeterminierter Lungennoduli (5–30 mm) unter Berücksichtigung von Heterogenität zwischen Zentren.</w:t>
+      </w:r>
+    </w:p>
+    <w:p>
+      <w:r>
+        <w:rPr>
+          <w:b/>
+        </w:rPr>
+        <w:t xml:space="preserve">Ergebnis: </w:t>
+      </w:r>
+      <w:r>
+        <w:t>Mixed-Effects-Modell zeigte beste Diskriminanz: AUC 0,91 (95%-KI 0,90–0,93) in Kreuzvalidierung vs. ComBat 0,75 und Fixed-Effects 0,88 (p&lt;0,0001 und 0,003). Radiomics-Features blieben in multivariablen Modellen mit klinischen Merkmalen signifikant. Nettovorteil gegenüber Volumen allein und Brock-Score. Gut kalibriert. Externe Validierung bestätigte Robustheit.</w:t>
+      </w:r>
+    </w:p>
+    <w:p>
+      <w:r>
+        <w:rPr>
+          <w:b/>
+          <w:sz w:val="19"/>
+        </w:rPr>
+        <w:t xml:space="preserve">Übertragbarkeit: </w:t>
+      </w:r>
+      <w:r>
+        <w:rPr>
+          <w:sz w:val="19"/>
+        </w:rPr>
+        <w:t>Britische Multizenterstudie, NHS-Kontext, methodisch hochwertig für europäische Adaptierung.</w:t>
+      </w:r>
+    </w:p>
+    <w:p>
+      <w:r>
+        <w:rPr>
+          <w:color w:val="5A7D3A"/>
+          <w:sz w:val="18"/>
+        </w:rPr>
+        <w:t>https://pubmed.ncbi.nlm.nih.gov/42831983/</w:t>
+      </w:r>
+    </w:p>
+    <w:p>
+      <w:pPr>
+        <w:pStyle w:val="Heading2"/>
+      </w:pPr>
+      <w:r>
+        <w:t>Leitlinien-gestützte LLM-Chatbots für Patientenerziehung in Rheumatologie: nationale Multizenter-Evaluierung</w:t>
+      </w:r>
+    </w:p>
+    <w:p>
+      <w:r>
+        <w:rPr>
+          <w:i/>
+          <w:color w:val="666666"/>
+          <w:sz w:val="18"/>
+        </w:rPr>
+        <w:t>Wilhelmi T et al.  ·  J Med Syst  ·  05.10.2026  ·  PMID 42830368</w:t>
+      </w:r>
+    </w:p>
+    <w:p>
+      <w:r>
+        <w:t>Multizenter-Evaluierung zehn krankheitsspezifischer, leitliniengestützter LLM-Chatbots (basierend auf deutschen Leitlinien) an 13 rheumatologischen Zentren und sechs Patientenorganisationen; Nutzeruberfeedback und LLM-basierte Bewertung von 6.291 Fragen.</w:t>
+      </w:r>
+    </w:p>
+    <w:p>
+      <w:r>
+        <w:rPr>
+          <w:b/>
+        </w:rPr>
+        <w:t xml:space="preserve">Ergebnis: </w:t>
+      </w:r>
+      <w:r>
+        <w:t>September 2025–Januar 2026: 6.291 Fragen aufgezeichnet. 4,2% konnten Chatbots nicht beantworten. Von 2.671 durch Nutzer bewerteten Antworten: 92,9% positiv. Häufigster Grund für negatives Feedback: unzureichende Detailfülle (65,8%). Von 602 Fragebogenteilnehmern: 84,6% nutzungsfreundlich, 84,1% verständlich, 80,2% nützliche Ergänzung. LLM-Bewertung: 95,3% vollständig sicher, 79,1% vollständig korrekt. Leitlinienadhärenz: 45,0% vollständig konform.</w:t>
+      </w:r>
+    </w:p>
+    <w:p>
+      <w:r>
+        <w:rPr>
+          <w:b/>
+          <w:sz w:val="19"/>
+        </w:rPr>
+        <w:t xml:space="preserve">Übertragbarkeit: </w:t>
+      </w:r>
+      <w:r>
+        <w:rPr>
+          <w:sz w:val="19"/>
+        </w:rPr>
+        <w:t>Deutsche Multizenter-Studie, deutsches Versorgungssystem, direkt übertragbar.</w:t>
+      </w:r>
+    </w:p>
+    <w:p>
+      <w:r>
+        <w:rPr>
+          <w:color w:val="5A7D3A"/>
+          <w:sz w:val="18"/>
+        </w:rPr>
+        <w:t>https://pubmed.ncbi.nlm.nih.gov/42830368/</w:t>
       </w:r>
     </w:p>
     <w:p>

--- a/ki/download/studien-archiv.docx
+++ b/ki/download/studien-archiv.docx
@@ -62,7 +62,363 @@
           <w:color w:val="666666"/>
           <w:sz w:val="18"/>
         </w:rPr>
-        <w:t>Stand: 23.10.2026  |  382 Studien  |  ki.m-vf.de</w:t>
+        <w:t>Stand: 24.10.2026  |  388 Studien  |  ki.m-vf.de</w:t>
+      </w:r>
+    </w:p>
+    <w:p>
+      <w:pPr>
+        <w:pStyle w:val="Heading1"/>
+      </w:pPr>
+      <w:r>
+        <w:t>Aufgenommen am 24.10.2026</w:t>
+      </w:r>
+    </w:p>
+    <w:p>
+      <w:pPr>
+        <w:pStyle w:val="Heading2"/>
+      </w:pPr>
+      <w:r>
+        <w:t>Machine-Learning-Modell zur Vorhersage von 30-Tage-Wiederaufnahmen nach Nierentransplantation</w:t>
+      </w:r>
+    </w:p>
+    <w:p>
+      <w:r>
+        <w:rPr>
+          <w:i/>
+          <w:color w:val="666666"/>
+          <w:sz w:val="18"/>
+        </w:rPr>
+        <w:t>Pinto-Ramírez J et al.  ·  BMC Med Inform Decis Mak  ·  28.07.2026  ·  PMID 42919237</w:t>
+      </w:r>
+    </w:p>
+    <w:p>
+      <w:r>
+        <w:t>Retrospektive Kohortenstudie (2.110 Erwachsene, 2008–2023) zur Entwicklung eines ML-Modells (Random Forest, XGBoost) für 30-Tage-Wiederaufnahmen mit Validierung und web-basiertem Risikokalkulator für Klinikteams.</w:t>
+      </w:r>
+    </w:p>
+    <w:p>
+      <w:r>
+        <w:rPr>
+          <w:b/>
+        </w:rPr>
+        <w:t xml:space="preserve">Ergebnis: </w:t>
+      </w:r>
+      <w:r>
+        <w:t>Wiederaufnahmerate 14,5 %. XGBoost erzielte höchste Diskriminierung (AUC 0,750, 95%-KI 0,722–0,778). Random Forest (AUC 0,744) und logistische Regression (AUC 0,747) vergleichbar. Wichtigste Prädiktoren: Aufenthaltsdauer, Dialysedauer, GFR Tag 7, Empfängeralter, chirurgische Reintervention. Web-basierter Kalkulator verfügbar; externe Validierung ausstehend.</w:t>
+      </w:r>
+    </w:p>
+    <w:p>
+      <w:r>
+        <w:rPr>
+          <w:b/>
+          <w:sz w:val="19"/>
+        </w:rPr>
+        <w:t xml:space="preserve">Übertragbarkeit: </w:t>
+      </w:r>
+      <w:r>
+        <w:rPr>
+          <w:sz w:val="19"/>
+        </w:rPr>
+        <w:t>Kolumbien, aber Methodik und Prognoseansatz direkt auf deutsche Transplantationszentren übertragbar.</w:t>
+      </w:r>
+    </w:p>
+    <w:p>
+      <w:r>
+        <w:rPr>
+          <w:color w:val="5A7D3A"/>
+          <w:sz w:val="18"/>
+        </w:rPr>
+        <w:t>https://pubmed.ncbi.nlm.nih.gov/42919237/</w:t>
+      </w:r>
+    </w:p>
+    <w:p>
+      <w:pPr>
+        <w:pStyle w:val="Heading2"/>
+      </w:pPr>
+      <w:r>
+        <w:t>ML-Modell aus quantitativer MRT und klinischen Variablen sagt Gehfähigkeitsverlust bei DMD voraus</w:t>
+      </w:r>
+    </w:p>
+    <w:p>
+      <w:r>
+        <w:rPr>
+          <w:i/>
+          <w:color w:val="666666"/>
+          <w:sz w:val="18"/>
+        </w:rPr>
+        <w:t>Liu C et al.  ·  J Cachexia Sarcopenia Muscle  ·  Okt. 2026  ·  PMID 42913715</w:t>
+      </w:r>
+    </w:p>
+    <w:p>
+      <w:r>
+        <w:t>Prospektive Studie (188 DMD-Jungen, 43,5 Monate Follow-up) zur Entwicklung eines Random-Survival-Forest-Modells mit Fettinfiltrations-MRT-Parametern und klinischen Variablen zur individualisierten Risikovorhersage für Gehfähigkeitsverlust.</w:t>
+      </w:r>
+    </w:p>
+    <w:p>
+      <w:r>
+        <w:rPr>
+          <w:b/>
+        </w:rPr>
+        <w:t xml:space="preserve">Ergebnis: </w:t>
+      </w:r>
+      <w:r>
+        <w:t>66 Patienten (35,1 %) erlebten Gehfähigkeitsverlust. RSF-Modell mit 6 Prädiktoren (NSAA-Score, MRC%, Alter, 3 Fettinfiltrationswerte): C-Index 0,870 (95%-KI 0,764–0,957), überlegen gegenüber klinischem Cox (0,804) und Ridge-Cox (0,853). Zeit-abhängige AUCs 0,984/0,971/0,913/0,850 bei 12/24/36/48 Monaten. Risikogruppen-Stratifikation mit log-rank p = 0,0025. Web-Tool verfügbar.</w:t>
+      </w:r>
+    </w:p>
+    <w:p>
+      <w:r>
+        <w:rPr>
+          <w:b/>
+          <w:sz w:val="19"/>
+        </w:rPr>
+        <w:t xml:space="preserve">Übertragbarkeit: </w:t>
+      </w:r>
+      <w:r>
+        <w:rPr>
+          <w:sz w:val="19"/>
+        </w:rPr>
+        <w:t>China, aber Methodik mit quantitativer MRT und genetischen Markern auf europäische DMD-Zentren mit ähnlicher Ausstattung übertragbar.</w:t>
+      </w:r>
+    </w:p>
+    <w:p>
+      <w:r>
+        <w:rPr>
+          <w:color w:val="5A7D3A"/>
+          <w:sz w:val="18"/>
+        </w:rPr>
+        <w:t>https://pubmed.ncbi.nlm.nih.gov/42913715/</w:t>
+      </w:r>
+    </w:p>
+    <w:p>
+      <w:pPr>
+        <w:pStyle w:val="Heading2"/>
+      </w:pPr>
+      <w:r>
+        <w:t>Ethik der Telerehabilitation in der Krebsnachsorge: Versorgungsgerechtigkeit und Verantwortung</w:t>
+      </w:r>
+    </w:p>
+    <w:p>
+      <w:r>
+        <w:rPr>
+          <w:i/>
+          <w:color w:val="666666"/>
+          <w:sz w:val="18"/>
+        </w:rPr>
+        <w:t>Lorenz MC et al.  ·  J Med Internet Res  ·  22.10.2026  ·  PMID 42912965</w:t>
+      </w:r>
+    </w:p>
+    <w:p>
+      <w:r>
+        <w:t>Qualitative Analyse von Leitlinien und Fachliteratur zur Telerehabilitation nach Krebsbehandlung, mit Fokus auf Verantwortung in drei Bereichen: interpersonale Versorgungsqualität, rechtliche Rahmenbedingungen und Positionierung im Gesundheitssystem.</w:t>
+      </w:r>
+    </w:p>
+    <w:p>
+      <w:r>
+        <w:rPr>
+          <w:b/>
+        </w:rPr>
+        <w:t xml:space="preserve">Ergebnis: </w:t>
+      </w:r>
+      <w:r>
+        <w:t>Die Autoren identifizierten, dass ethische Diskussionen zu Telerehabilitation sich überwiegend auf Sicherheit, Datenschutz und Compliance konzentrieren, während Zwecksetzung, Gerechtigkeit und Patientenperspektiven unterrepräsentiert sind. Nutzen und Lasten hängen von Alter, digitaler Kompetenz, Konnektivität, Betreuungsverfügbarkeit und Behinderungen ab – Gerechtigkeitsansprüche gelten daher nicht universell.</w:t>
+      </w:r>
+    </w:p>
+    <w:p>
+      <w:r>
+        <w:rPr>
+          <w:b/>
+          <w:sz w:val="19"/>
+        </w:rPr>
+        <w:t xml:space="preserve">Übertragbarkeit: </w:t>
+      </w:r>
+      <w:r>
+        <w:rPr>
+          <w:sz w:val="19"/>
+        </w:rPr>
+        <w:t>Europäische Studie, deutsche Beteiligung; direkt übertragbar auf deutsches Gesundheitssystem und seine Versorgungsverpflichtung.</w:t>
+      </w:r>
+    </w:p>
+    <w:p>
+      <w:r>
+        <w:rPr>
+          <w:color w:val="5A7D3A"/>
+          <w:sz w:val="18"/>
+        </w:rPr>
+        <w:t>https://pubmed.ncbi.nlm.nih.gov/42912965/</w:t>
+      </w:r>
+    </w:p>
+    <w:p>
+      <w:pPr>
+        <w:pStyle w:val="Heading2"/>
+      </w:pPr>
+      <w:r>
+        <w:t>KI-gestützte Echtzeit-Klassifikation von Kolonialpolypen: europäisch-japanische Multicenterstudie</w:t>
+      </w:r>
+    </w:p>
+    <w:p>
+      <w:r>
+        <w:rPr>
+          <w:i/>
+          <w:color w:val="666666"/>
+          <w:sz w:val="18"/>
+        </w:rPr>
+        <w:t>Olabintan O et al.  ·  JMIR Res Protoc  ·  21.10.2026  ·  PMID 42905971</w:t>
+      </w:r>
+    </w:p>
+    <w:p>
+      <w:r>
+        <w:t>Protokoll für prospektive Multicenterstudie mit über 17.000 Bildern aus 9 Zentren (8 europäisch, 1 japanisch) zur Entwicklung eines multiklassifizierten AI-Systems (Nichtneoplasie, niedrig-/hochgradige Adenome, sessile Polypen, invasives Karzinom) zur Verbesserung der optischen Diagnostik während Koloskopie.</w:t>
+      </w:r>
+    </w:p>
+    <w:p>
+      <w:r>
+        <w:rPr>
+          <w:b/>
+        </w:rPr>
+        <w:t xml:space="preserve">Ergebnis: </w:t>
+      </w:r>
+      <w:r>
+        <w:t>Studienprotokoll; Zieldefinition: 85 % Genauigkeit der AI-Klassifikation. Einsatz von SimCLR-basiertem halbüberwachtem Lernen mit Grad-CAM für Interpretierbarkeit. Datenmanagement über REDCap mit Deidentifikation geplant. Ziel ist klinisch anwendbares, multimodales System jenseits binärer Klassifizierung.</w:t>
+      </w:r>
+    </w:p>
+    <w:p>
+      <w:r>
+        <w:rPr>
+          <w:b/>
+          <w:sz w:val="19"/>
+        </w:rPr>
+        <w:t xml:space="preserve">Übertragbarkeit: </w:t>
+      </w:r>
+      <w:r>
+        <w:rPr>
+          <w:sz w:val="19"/>
+        </w:rPr>
+        <w:t>Hauptsächlich europäische Zentren (UK, Spanien, Norwegen, Deutschland, Italien, Dänemark); deutsches Zentrum beteiligt; direkt relevant für deutsche Klinikpraxis.</w:t>
+      </w:r>
+    </w:p>
+    <w:p>
+      <w:r>
+        <w:rPr>
+          <w:color w:val="5A7D3A"/>
+          <w:sz w:val="18"/>
+        </w:rPr>
+        <w:t>https://pubmed.ncbi.nlm.nih.gov/42905971/</w:t>
+      </w:r>
+    </w:p>
+    <w:p>
+      <w:pPr>
+        <w:pStyle w:val="Heading2"/>
+      </w:pPr>
+      <w:r>
+        <w:t>LLM-Zugang erhöht Gesundheitskompetenz, nicht rational begründete Arzneimittelnutzung: Querschnittsstudie</w:t>
+      </w:r>
+    </w:p>
+    <w:p>
+      <w:r>
+        <w:rPr>
+          <w:i/>
+          <w:color w:val="666666"/>
+          <w:sz w:val="18"/>
+        </w:rPr>
+        <w:t>Raif K et al.  ·  Front Public Health  ·  06.10.2026  ·  PMID 42903289</w:t>
+      </w:r>
+    </w:p>
+    <w:p>
+      <w:r>
+        <w:t>Strukturgleichungsmodellierung bei 445 Erwachsenen zur Untersuchung, wie KI-Einstellung und individuelle Innovativität über Gesundheitskompetenz auf rationale Arzneimittelnutzung wirken – Fokus auf Unterscheidung zwischen Informationszugang und klinischer Disziplin.</w:t>
+      </w:r>
+    </w:p>
+    <w:p>
+      <w:r>
+        <w:rPr>
+          <w:b/>
+        </w:rPr>
+        <w:t xml:space="preserve">Ergebnis: </w:t>
+      </w:r>
+      <w:r>
+        <w:t>Individuelle Innovativität zeigte signifikanten positiven Effekt auf Gesundheitskompetenz (direkt) und rationale Arzneimittelnutzung (vermittelt über Gesundheitskompetenz). Positive KI-Einstellung verbesserte Gesundheitskompetenz signifikant, führte aber nicht zu verbesserter Arzneimittelnutzung. Modellfit: χ²/df = 2,45, CFI = 0,935, RMSEA = 0,062. Kernbefund: algorithmische Anleitung kann ärztliche Überwachung nicht ersetzen.</w:t>
+      </w:r>
+    </w:p>
+    <w:p>
+      <w:r>
+        <w:rPr>
+          <w:b/>
+          <w:sz w:val="19"/>
+        </w:rPr>
+        <w:t xml:space="preserve">Übertragbarkeit: </w:t>
+      </w:r>
+      <w:r>
+        <w:rPr>
+          <w:sz w:val="19"/>
+        </w:rPr>
+        <w:t>Zypern, kleinere Stichprobe, aber methoden- und sicherheitsbefunde übertragbar; zeigt Risiken bei unkritischer LLM-Nutzung.</w:t>
+      </w:r>
+    </w:p>
+    <w:p>
+      <w:r>
+        <w:rPr>
+          <w:color w:val="5A7D3A"/>
+          <w:sz w:val="18"/>
+        </w:rPr>
+        <w:t>https://pubmed.ncbi.nlm.nih.gov/42903289/</w:t>
+      </w:r>
+    </w:p>
+    <w:p>
+      <w:pPr>
+        <w:pStyle w:val="Heading2"/>
+      </w:pPr>
+      <w:r>
+        <w:t>Kontaktlose Radar-basierte Schlafstadien-Klassifikation: Validierungsstudie an 1.022 Probanden</w:t>
+      </w:r>
+    </w:p>
+    <w:p>
+      <w:r>
+        <w:rPr>
+          <w:i/>
+          <w:color w:val="666666"/>
+          <w:sz w:val="18"/>
+        </w:rPr>
+        <w:t>Diao Z et al.  ·  Physiol Meas  ·  20.10.2026  ·  PMID 42838096</w:t>
+      </w:r>
+    </w:p>
+    <w:p>
+      <w:r>
+        <w:t>Prospektive Validierungsstudie eines 60-GHz-Radarsystems (Sleepal AI Lamp) zur berührungslosen Schlafklassifikation im Vergleich zu Polysomnographie bei 1.022 Probanden mit normalen und pathologischen Schlafprofilen (Schlafapnoe aller Schweregrade).</w:t>
+      </w:r>
+    </w:p>
+    <w:p>
+      <w:r>
+        <w:rPr>
+          <w:b/>
+        </w:rPr>
+        <w:t xml:space="preserve">Ergebnis: </w:t>
+      </w:r>
+      <w:r>
+        <w:t>Binäre Schlaf-Wach-Klassifikation: 92,7 % Genauigkeit, Cohen's Kappa 0,792, Sensitivität 96,4 %, Spezifität 80,8 %, F1-Score 0,896. Vierstufige Klassifikation (Wach, Light, Deep, REM): 77,2 % Genauigkeit, Kappa 0,677, F1-Score 0,768, ausgeglichene Genauigkeit 77,4 %. Stadienspezifische F1-Scores: Wach 0,839, Light 0,740, Deep 0,691, REM 0,802.</w:t>
+      </w:r>
+    </w:p>
+    <w:p>
+      <w:r>
+        <w:rPr>
+          <w:b/>
+          <w:sz w:val="19"/>
+        </w:rPr>
+        <w:t xml:space="preserve">Übertragbarkeit: </w:t>
+      </w:r>
+      <w:r>
+        <w:rPr>
+          <w:sz w:val="19"/>
+        </w:rPr>
+        <w:t>Deutschsprachiger Raum möglich, Technologie nicht an proprietäre Systeme gebunden; geeignet für Home-Screening und Langzeit-Überwachung ohne Geräteanschaffung.</w:t>
+      </w:r>
+    </w:p>
+    <w:p>
+      <w:r>
+        <w:rPr>
+          <w:color w:val="5A7D3A"/>
+          <w:sz w:val="18"/>
+        </w:rPr>
+        <w:t>https://pubmed.ncbi.nlm.nih.gov/42838096/</w:t>
       </w:r>
     </w:p>
     <w:p>
